--- a/examples/hello-table/fixtures/report.libreoffice-edited.docx
+++ b/examples/hello-table/fixtures/report.libreoffice-edited.docx
@@ -12,7 +12,7 @@
       </w:pPr>
       <w:sdt>
         <w:sdtPr>
-          <w:tag w:val="ox:3f1c2a90-0000-4c1e-9a00-000000000021"/>
+          <w:tag w:val="mleaf:3f1c2a90-0000-4c1e-9a00-000000000021"/>
           <w:text/>
         </w:sdtPr>
         <w:sdtContent>
@@ -33,7 +33,7 @@
       </w:pPr>
       <w:sdt>
         <w:sdtPr>
-          <w:tag w:val="ox:3f1c2a90-0000-4c1e-9a00-000000000023"/>
+          <w:tag w:val="mleaf:3f1c2a90-0000-4c1e-9a00-000000000023"/>
           <w:text/>
         </w:sdtPr>
         <w:sdtContent>
@@ -49,7 +49,7 @@
       <w:sdt>
         <w:sdtPr>
           <w:alias w:val="Linked: 3f1c2a90-0000-4c1e-9a00-000000000013"/>
-          <w:tag w:val="ox:3f1c2a90-0000-4c1e-9a00-000000000024"/>
+          <w:tag w:val="mleaf:3f1c2a90-0000-4c1e-9a00-000000000024"/>
           <w:lock w:val="contentLocked"/>
           <w:text/>
         </w:sdtPr>
@@ -70,7 +70,7 @@
       <w:sdt>
         <w:sdtPr>
           <w:alias w:val="Linked: 3f1c2a90-0000-4c1e-9a00-000000000031"/>
-          <w:tag w:val="ox:3f1c2a90-0000-4c1e-9a00-000000000025"/>
+          <w:tag w:val="mleaf:3f1c2a90-0000-4c1e-9a00-000000000025"/>
           <w:lock w:val="contentLocked"/>
           <w:text/>
         </w:sdtPr>
@@ -131,7 +131,7 @@
             <w:sdt>
               <w:sdtPr>
                 <w:alias w:val="Linked: 3f1c2a90-0000-4c1e-9a00-000000000012"/>
-                <w:tag w:val="ox:3f1c2a90-0000-4c1e-9a00-000000000022"/>
+                <w:tag w:val="mleaf:3f1c2a90-0000-4c1e-9a00-000000000022"/>
                 <w:lock w:val="contentLocked"/>
                 <w:text/>
               </w:sdtPr>
@@ -398,7 +398,7 @@
       </w:pPr>
       <w:sdt>
         <w:sdtPr>
-          <w:tag w:val="ox:3f1c2a90-0000-4c1e-9a00-000000000022#caption"/>
+          <w:tag w:val="mleaf:3f1c2a90-0000-4c1e-9a00-000000000022#caption"/>
           <w:text/>
         </w:sdtPr>
         <w:sdtContent>

--- a/examples/hello-table/fixtures/report.libreoffice-edited.docx
+++ b/examples/hello-table/fixtures/report.libreoffice-edited.docx
@@ -445,7 +445,7 @@
   <w:docDefaults>
     <w:rPrDefault>
       <w:rPr>
-        <w:rFonts w:ascii="Aptos" w:hAnsi="Aptos" w:eastAsia="Noto Serif CJK SC" w:cs="FreeSans"/>
+        <w:rFonts w:ascii="Aptos" w:hAnsi="Aptos" w:eastAsia="WenQuanYi Zen Hei" w:cs="FreeSans"/>
         <w:kern w:val="2"/>
         <w:sz w:val="24"/>
         <w:lang w:val="en-US" w:eastAsia="zh-CN" w:bidi="hi-IN"/>
@@ -468,7 +468,7 @@
       <w:jc w:val="left"/>
     </w:pPr>
     <w:rPr>
-      <w:rFonts w:ascii="Aptos" w:hAnsi="Aptos" w:eastAsia="Noto Serif CJK SC" w:cs="FreeSans"/>
+      <w:rFonts w:ascii="Aptos" w:hAnsi="Aptos" w:eastAsia="WenQuanYi Zen Hei" w:cs="FreeSans"/>
       <w:color w:val="auto"/>
       <w:kern w:val="2"/>
       <w:sz w:val="24"/>
@@ -769,7 +769,7 @@
       <w:spacing w:before="240" w:after="120"/>
     </w:pPr>
     <w:rPr>
-      <w:rFonts w:ascii="Liberation Sans" w:hAnsi="Liberation Sans" w:eastAsia="Noto Sans CJK SC" w:cs="FreeSans"/>
+      <w:rFonts w:ascii="Liberation Sans" w:hAnsi="Liberation Sans" w:eastAsia="WenQuanYi Zen Hei" w:cs="FreeSans"/>
       <w:sz w:val="28"/>
       <w:szCs w:val="28"/>
     </w:rPr>
